--- a/rapports/16_02_2026/ABD/coh_EQ16_sup_043101000091.docx
+++ b/rapports/16_02_2026/ABD/coh_EQ16_sup_043101000091.docx
@@ -25,7 +25,7 @@
         <w:br/>
         <w:t>Grappe: 043101000091</w:t>
         <w:br/>
-        <w:t>Date: 16/02/2026 a 12:40</w:t>
+        <w:t>Date: 16/02/2026 a 12:58</w:t>
       </w:r>
     </w:p>
     <w:p/>
@@ -4015,7 +4015,7 @@
         <w:rPr>
           <w:sz w:val="20"/>
         </w:rPr>
-        <w:t>- Le montant dépensé de l'entreprise vente de petit déjeuner en achat de matières premières pour les produits vendus au cours des 30 derniers jours ou durant le dernier mois où l'entreprise a fonctionné ne peut pas être supéreur aux montants obtenus sur la vente de produits transformés par l'entreprise au cours de cette même période où l'entreprise a fonctionné (s10q49 &gt; s10q48), prière de corriger.</w:t>
+        <w:t>- Le montant dépensé de l'entreprise vente de petit déjeuner en achat de matières premières pour les produits vendus au cours des 30 derniers jours ou durant le dernier mois où l'entreprise a fonctionné ne peut pas être supéreur aux montants obtenus sur la vente de produits transformés par l'entreprise au cours de cette même période où l'entreprise a fonctionné (s10q49 &gt; s10q48), prière de corriger. Le salaire qu'une personne de cette catégorie (10.62) a travaillé(e) dans cette entreprise vente de petit déjeuner est élevé ou faible. Prière de confirmer cette information avec le QG ou de corriger.</w:t>
       </w:r>
     </w:p>
     <w:p>

--- a/rapports/16_02_2026/ABD/coh_EQ16_sup_043101000091.docx
+++ b/rapports/16_02_2026/ABD/coh_EQ16_sup_043101000091.docx
@@ -25,7 +25,7 @@
         <w:br/>
         <w:t>Grappe: 043101000091</w:t>
         <w:br/>
-        <w:t>Date: 16/02/2026 a 12:58</w:t>
+        <w:t>Date: 16/02/2026 a 13:04</w:t>
       </w:r>
     </w:p>
     <w:p/>
@@ -879,7 +879,7 @@
         <w:br/>
         <w:t xml:space="preserve">- Peu probable! Fatou Adama Diop  n'arrive pas  à comprendre un petit texte lu dans une langue locale (s02q03). Veuillez corriger ou donner des explications au QG.  Incohérence ! seulement les écoles gouvermentales paient les cotisations (Gouvernement, communauté, ONG ou organisation humanitaire). veuillez, s'il vous plait, confirmer cette information de Fatou Adama Diop avec le QG ou apporter les corrections nécessaires. Attention ! Le frais de scolarité (176000 Fcfa) de Fatou Adama Diop en 5ème année de Primaire est relativement élevé par rapport aux autres frais de scolarités observés dans cette zone. Prière de corriger ou de confirmer avec le QG. </w:t>
         <w:br/>
-        <w:t xml:space="preserve">- Peu probable! Ndeye Fatou Mbodji Diop  n'arrive pas  à comprendre un petit texte lu dans une langue locale (s02q03). Veuillez corriger ou donner des explications au QG.  Incohérence ! seulement les écoles gouvermentales paient les cotisations (Gouvernement, communauté, ONG ou organisation humanitaire). veuillez, s'il vous plait, confirmer cette information de Ndeye Fatou Mbodji Diop avec le QG ou apporter les corrections nécessaires. </w:t>
+        <w:t xml:space="preserve">- Peu probable! Ndeye Fatou Mbodji Diop  n'arrive pas  à comprendre un petit texte lu dans une langue locale (s02q03). Veuillez corriger ou donner des explications au QG.  Incohérence ! seulement les écoles gouvermentales paient les cotisations (Gouvernement, communauté, ONG ou organisation humanitaire). veuillez, s'il vous plait, confirmer cette information de Ndeye Fatou Mbodji Diop avec le QG ou apporter les corrections nécessaires. Attention ! Le frais de scolarité (245000 Fcfa) de Ndeye Fatou Mbodji Diop en 3ème année de Secondaire 1 (Moyen) Général est relativement élevé par rapport aux autres frais de scolarités observés dans cette zone. Prière de corriger ou de confirmer avec le QG. </w:t>
         <w:br/>
         <w:t>- Peu probable! Serigne Amadou Cisse diop  n'arrive pas  à comprendre un petit texte lu dans une langue locale (s02q03). Veuillez corriger ou donner des explications au QG.  Incohérence ! seulement les écoles gouvermentales paient les cotisations (Gouvernement, communauté, ONG ou organisation humanitaire). veuillez, s'il vous plait, confirmer cette information de Serigne Amadou Cisse diop avec le QG ou apporter les corrections nécessaires. Attention ! Le frais de scolarité (176500 Fcfa) de Serigne Amadou Cisse diop en 1ére année de Primaire est relativement élevé par rapport aux autres frais de scolarités observés dans cette zone. Prière de corriger ou de confirmer avec le QG.</w:t>
       </w:r>
@@ -967,7 +967,7 @@
         <w:rPr>
           <w:sz w:val="20"/>
         </w:rPr>
-        <w:t>- Attention ! Le prix unitaire d'achat (920 Fcfa) de Oignon frais en Kg (taille unique) est relativement élevé par rapport aux autres prix observés dans cette zone. Prière de corriger ou de confirmer avec le QG. Avertissement!! La quantité (3.75 litre) du produit Huile de soja  consommée  par le ménage semble très élevé, prière de corriger ou confirmer avec le QG. Avertissement!!! Le ménage a consommé .5 Verre ( à thé) taille unique de Thé en sachet, cette quantité semble anormale pour une consommation des 7 derniers jours.Les ménages consomment géneralement en sachet ou en paquet, prière de corriger ou de confirmer avec le QG. Avertissement!!! Le ménage a consommé 44 Morceau (Portion) Moyen de Ail, cette quantité semble anormale pour une consommation des 7 derniers jours.Prière de corriger ou de confirmer avec le QG. Incohérence!! Dans ce ménage, chaque individus consomme par jour 54.486 Kg  de cereale; Prière de revoir les quantités prises de ces produits. Incohérence!! Dans ce ménage, chaque individus consomme par jour 54.486 Kg  de cereale; Prière de revoir les quantités prises de ces produits. Incohérence!! Dans ce ménage, chaque individus consomme par jour 54.486 Kg  de cereale; Prière de revoir les quantités prises de ces produits. Attention ! Le prix unitaire d'achat (300 Fcfa) de Mil en Kg (taille unique) est relativement faible par rapport aux autres prix observés dans cette zone. Prière de corriger ou de confirmer avec le QG. Le prix d'achat unitaire (200 Fcfa) de Courge en Kg de taille  taille unique  est très faible, prière de regarder les reponses prises dans les questions s07bq07a s07bq07b s07bq07c s07bq08 pour mieux corriger.</w:t>
+        <w:t>- Attention ! Le prix unitaire d'achat (33.33333 Fcfa) de Café en poudre soluble en Sachets industriel (Petit) est relativement faible par rapport aux autres prix observés dans cette zone. Prière de corriger ou de confirmer avec le QG. Attention ! Le prix unitaire d'achat (400 Fcfa) de Farine de blé locale ou importée en Sachets (Moyen) est relativement élevé par rapport aux autres prix observés dans cette zone. Prière de corriger ou de confirmer avec le QG. Attention ! Le prix unitaire d'achat (920 Fcfa) de Oignon frais en Kg (taille unique) est relativement élevé par rapport aux autres prix observés dans cette zone. Prière de corriger ou de confirmer avec le QG. Attention ! Soupçons de quantité anormale! Le ménage de CHEIKH TIDIANE DIOP avec une taille de 5 personnes a consommé 2 Kg en taille unique de Pomme de terre qui est relativement élevé comme consommation par rapport à la condition de vie des autres ménages de même taille dans cette zone. Prière de corriger ou de confirmer avec le QG. Attention ! Soupçons de quantité anormale! Le ménage de CHEIKH TIDIANE DIOP avec une taille de 5 personnes a consommé 6 Verre ( à thé) en taille unique de Vinaigre de vin qui est relativement élevé comme consommation par rapport à la condition de vie des autres ménages de même taille dans cette zone. Prière de corriger ou de confirmer avec le QG. Avertissement!! La quantité (3.75 litre) du produit Huile de soja  consommée  par le ménage semble très élevé, prière de corriger ou confirmer avec le QG. Avertissement!!! Le ménage a consommé .5 Verre ( à thé) taille unique de Thé en sachet, cette quantité semble anormale pour une consommation des 7 derniers jours.Les ménages consomment géneralement en sachet ou en paquet, prière de corriger ou de confirmer avec le QG. Avertissement!!! Le ménage a consommé 44 Morceau (Portion) Moyen de Ail, cette quantité semble anormale pour une consommation des 7 derniers jours.Prière de corriger ou de confirmer avec le QG. Incohérence!! Dans ce ménage, chaque individus consomme par jour 87.95029 Kg  de cereale; Prière de revoir les quantités prises de ces produits. Incohérence!! Dans ce ménage, chaque individus consomme par jour 87.95029 Kg  de cereale; Prière de revoir les quantités prises de ces produits. Incohérence!! Dans ce ménage, chaque individus consomme par jour 87.95029 Kg  de cereale; Prière de revoir les quantités prises de ces produits. Le prix d'achat unitaire (200 Fcfa) de Courge en Kg de taille  taille unique  est très faible, prière de regarder les reponses prises dans les questions s07bq07a s07bq07b s07bq07c s07bq08 pour mieux corriger.</w:t>
       </w:r>
     </w:p>
     <w:p>
@@ -1072,19 +1072,19 @@
         <w:rPr>
           <w:sz w:val="20"/>
         </w:rPr>
-        <w:t xml:space="preserve">- Attention ! Antenne parabolique / décodeur a été revendu à 25000 Fcfa qui est relativement élevé par rapport aux autres prix de revente observés dans cette zone. Prière de corriger ou de confirmer avec le QG. </w:t>
+        <w:t xml:space="preserve">- Attention ! Antenne parabolique / décodeur a été achété à 25000 Fcfa est relativement élevé par rapport aux autres prix d'achat observés dans cette zone. Prière de corriger ou de confirmer avec le QG. Attention ! Antenne parabolique / décodeur a été revendu à 25000 Fcfa qui est relativement élevé par rapport aux autres prix de revente observés dans cette zone. Prière de corriger ou de confirmer avec le QG. </w:t>
         <w:br/>
         <w:t xml:space="preserve">- Attention ! Appareil TV a été achété à 300000 Fcfa est relativement élevé par rapport aux autres prix d'achat observés dans cette zone. Prière de corriger ou de confirmer avec le QG. Attention ! Appareil TV a été revendu à 250000 Fcfa qui est relativement élevé par rapport aux autres prix de revente observés dans cette zone. Prière de corriger ou de confirmer avec le QG. </w:t>
         <w:br/>
-        <w:t xml:space="preserve">- Attention ! Armoires et autres meubles a été revendu à 300000 Fcfa qui est relativement élevé par rapport aux autres prix de revente observés dans cette zone. Prière de corriger ou de confirmer avec le QG. </w:t>
+        <w:t xml:space="preserve">- Attention ! Armoires et autres meubles a été achété à 350000 Fcfa est relativement élevé par rapport aux autres prix d'achat observés dans cette zone. Prière de corriger ou de confirmer avec le QG. Attention ! Armoires et autres meubles a été revendu à 300000 Fcfa qui est relativement élevé par rapport aux autres prix de revente observés dans cette zone. Prière de corriger ou de confirmer avec le QG. </w:t>
         <w:br/>
         <w:t xml:space="preserve">- Attention ! Congélateur a été achété à 500000 Fcfa est relativement élevé par rapport aux autres prix d'achat observés dans cette zone. Prière de corriger ou de confirmer avec le QG. Attention ! Congélateur a été revendu à 450000 Fcfa qui est relativement élevé par rapport aux autres prix de revente observés dans cette zone. Prière de corriger ou de confirmer avec le QG. </w:t>
         <w:br/>
-        <w:t xml:space="preserve">- Attention ! Lit a été achété à 500000 Fcfa est relativement élevé par rapport aux autres prix d'achat observés dans cette zone. Prière de corriger ou de confirmer avec le QG. </w:t>
+        <w:t xml:space="preserve">- Attention ! Lit a été achété à 500000 Fcfa est relativement élevé par rapport aux autres prix d'achat observés dans cette zone. Prière de corriger ou de confirmer avec le QG. Attention ! Lit a été revendu à 400000 Fcfa qui est relativement élevé par rapport aux autres prix de revente observés dans cette zone. Prière de corriger ou de confirmer avec le QG. </w:t>
         <w:br/>
         <w:t xml:space="preserve">- Attention ! Réfrigérateur a été achété à 500000 Fcfa est relativement élevé par rapport aux autres prix d'achat observés dans cette zone. Prière de corriger ou de confirmer avec le QG. Attention ! Réfrigérateur a été revendu à 450000 Fcfa qui est relativement élevé par rapport aux autres prix de revente observés dans cette zone. Prière de corriger ou de confirmer avec le QG. </w:t>
         <w:br/>
-        <w:t xml:space="preserve">- Attention ! Salon  (Fauteuils et table basse) a été achété à 750000 Fcfa est relativement élevé par rapport aux autres prix d'achat observés dans cette zone. Prière de corriger ou de confirmer avec le QG. </w:t>
+        <w:t xml:space="preserve">- Attention ! Salon  (Fauteuils et table basse) a été revendu à 700000 Fcfa qui est relativement élevé par rapport aux autres prix de revente observés dans cette zone. Prière de corriger ou de confirmer avec le QG. </w:t>
         <w:br/>
         <w:t xml:space="preserve">- Attention ! Table à manger  (table + chaises) a été achété à 30000 Fcfa est relativement élevé par rapport aux autres prix d'achat observés dans cette zone. Prière de corriger ou de confirmer avec le QG. Attention ! Table à manger  (table + chaises) a été revendu à 30000 Fcfa qui est relativement élevé par rapport aux autres prix de revente observés dans cette zone. Prière de corriger ou de confirmer avec le QG. </w:t>
         <w:br/>
@@ -1604,7 +1604,7 @@
         <w:rPr>
           <w:sz w:val="20"/>
         </w:rPr>
-        <w:t xml:space="preserve">- Incohérence ! seulement les écoles gouvermentales paient les cotisations (Gouvernement, communauté, ONG ou organisation humanitaire). veuillez, s'il vous plait, confirmer cette information de Adja Abibatou Fall avec le QG ou apporter les corrections nécessaires. Le montant des frais pour les cahiers et autres matériels scolaires pour l'année scolaire de Adja Abibatou Fall est faible ou élevé, veuillez, s'il vous plait, confirmer ces informations avec le QG ou apporter les corrections nécessaires. Dans les milieux urbains c'est peu probable de voir une école dont les élèves ou étudiants ne dépensent pas en frais d'uniformes, prière de verifier pour Adja Abibatou Fall et corriger ou confirmer avec le QG. Attention ! Le frais de scolarité (267000 Fcfa) de Adja Abibatou Fall en 1ére année de Secondaire 1 (Moyen) Général est relativement élevé par rapport aux autres frais de scolarités observés dans cette zone. Prière de corriger ou de confirmer avec le QG. </w:t>
+        <w:t xml:space="preserve">- Incohérence ! seulement les écoles gouvermentales paient les cotisations (Gouvernement, communauté, ONG ou organisation humanitaire). veuillez, s'il vous plait, confirmer cette information de Adja Abibatou Fall avec le QG ou apporter les corrections nécessaires. Le montant des frais pour les cahiers et autres matériels scolaires pour l'année scolaire de Adja Abibatou Fall est faible ou élevé, veuillez, s'il vous plait, confirmer ces informations avec le QG ou apporter les corrections nécessaires. Dans les milieux urbains c'est peu probable de voir une école dont les élèves ou étudiants ne dépensent pas en frais d'uniformes, prière de verifier pour Adja Abibatou Fall et corriger ou confirmer avec le QG. Attention ! Le frais de scolarité (267000 Fcfa) de Adja Abibatou Fall en 1ére année de Secondaire 1 (Moyen) Général est relativement élevé par rapport aux autres frais de scolarités observés dans cette zone. Prière de corriger ou de confirmer avec le QG. Attention ! Le frais de scolarité (7000 Fcfa) de Adja Abibatou Fall en 1ére année de Secondaire 1 (Moyen) Général est relativement élevé par rapport aux autres frais de scolarités observés dans cette zone. Prière de corriger ou de confirmer avec le QG. </w:t>
         <w:br/>
         <w:t xml:space="preserve">- Dans les milieux urbains c'est peu probable de voir une école dont les élèves ou étudiants ne dépensent pas en frais d'uniformes, prière de verifier pour Pape Moussa Fall et corriger ou confirmer avec le QG. Le domaine que Pape Moussa Fall bénéficié de cette formation est bts et semble exister dans les modalités, prière de prendre attache avec le QG pour plus d'explication afin de la classer bien. </w:t>
         <w:br/>
@@ -1652,7 +1652,7 @@
         <w:rPr>
           <w:sz w:val="20"/>
         </w:rPr>
-        <w:t>- Attention ! Le prix unitaire d'achat (1200 Fcfa) de Oignon frais en Kg (taille unique) est relativement élevé par rapport aux autres prix observés dans cette zone. Prière de corriger ou de confirmer avec le QG. Attention ! Le prix unitaire d'achat (1600 Fcfa) de Huile de palme raffinée en Litre (taille unique) est relativement élevé par rapport aux autres prix observés dans cette zone. Prière de corriger ou de confirmer avec le QG. Attention ! Le prix unitaire d'achat (500 Fcfa) de Tamarin noir en Sachets (Petit) est relativement élevé par rapport aux autres prix observés dans cette zone. Prière de corriger ou de confirmer avec le QG. Incohérence!! Dans ce ménage, chaque individus consomme par jour 75.41666 Kg  de cereale; Prière de revoir les quantités prises de ces produits.</w:t>
+        <w:t>- Attention ! Le prix unitaire d'achat (1200 Fcfa) de Oignon frais en Kg (taille unique) est relativement élevé par rapport aux autres prix observés dans cette zone. Prière de corriger ou de confirmer avec le QG. Attention ! Le prix unitaire d'achat (1600 Fcfa) de Huile de palme raffinée en Litre (taille unique) est relativement élevé par rapport aux autres prix observés dans cette zone. Prière de corriger ou de confirmer avec le QG. Attention ! Le prix unitaire d'achat (50 Fcfa) de Soumbala (moutarde africaine) en Sachets (Tres petit) est relativement élevé par rapport aux autres prix observés dans cette zone. Prière de corriger ou de confirmer avec le QG. Attention ! Le prix unitaire d'achat (500 Fcfa) de Salade (laitue) en Sachets (Petit) est relativement élevé par rapport aux autres prix observés dans cette zone. Prière de corriger ou de confirmer avec le QG. Attention ! Le prix unitaire d'achat (500 Fcfa) de Sel en Sachets (Moyen) est relativement élevé par rapport aux autres prix observés dans cette zone. Prière de corriger ou de confirmer avec le QG. Attention ! Le prix unitaire d'achat (500 Fcfa) de Tamarin noir en Sachets (Petit) est relativement élevé par rapport aux autres prix observés dans cette zone. Prière de corriger ou de confirmer avec le QG. Attention ! Le prix unitaire d'achat (7100 Fcfa) de Poisson frais type 11 en Pièce (Grand) est relativement élevé par rapport aux autres prix observés dans cette zone. Prière de corriger ou de confirmer avec le QG. Incohérence!! Dans ce ménage, chaque individus consomme par jour 127.631 Kg  de cereale; Prière de revoir les quantités prises de ces produits.</w:t>
       </w:r>
     </w:p>
     <w:p>
@@ -1719,9 +1719,9 @@
         </w:rPr>
         <w:t xml:space="preserve">- Attention ! Appareil TV a été achété à 300000 Fcfa est relativement élevé par rapport aux autres prix d'achat observés dans cette zone. Prière de corriger ou de confirmer avec le QG. Attention ! Appareil TV a été revendu à 250000 Fcfa qui est relativement élevé par rapport aux autres prix de revente observés dans cette zone. Prière de corriger ou de confirmer avec le QG. </w:t>
         <w:br/>
+        <w:t xml:space="preserve">- Attention ! Bonbonne de gaz a été revendu à 30000 Fcfa qui est relativement élevé par rapport aux autres prix de revente observés dans cette zone. Prière de corriger ou de confirmer avec le QG. </w:t>
+        <w:br/>
         <w:t xml:space="preserve">- Attention ! Matelas simple a été achété à 130000 Fcfa est relativement élevé par rapport aux autres prix d'achat observés dans cette zone. Prière de corriger ou de confirmer avec le QG. Attention ! Matelas simple a été revendu à 130000 Fcfa qui est relativement élevé par rapport aux autres prix de revente observés dans cette zone. Prière de corriger ou de confirmer avec le QG. </w:t>
-        <w:br/>
-        <w:t xml:space="preserve">- Attention ! Réfrigérateur a été revendu à 275000 Fcfa qui est relativement élevé par rapport aux autres prix de revente observés dans cette zone. Prière de corriger ou de confirmer avec le QG. </w:t>
         <w:br/>
         <w:t xml:space="preserve">- Attention ! Téléphone portable a été achété à 300000 Fcfa est relativement élevé par rapport aux autres prix d'achat observés dans cette zone. Prière de corriger ou de confirmer avec le QG. Attention ! Téléphone portable a été revendu à 300000 Fcfa qui est relativement élevé par rapport aux autres prix de revente observés dans cette zone. Prière de corriger ou de confirmer avec le QG. </w:t>
         <w:br/>
@@ -2239,7 +2239,7 @@
         <w:rPr>
           <w:sz w:val="20"/>
         </w:rPr>
-        <w:t>- Attention ! Le prix unitaire d'achat (200 Fcfa) de Lait en poudre en Sachets (Petit) est relativement élevé par rapport aux autres prix observés dans cette zone. Prière de corriger ou de confirmer avec le QG. Attention ! Le prix unitaire d'achat (250 Fcfa) de Ail en Sachets (Petit) est relativement élevé par rapport aux autres prix observés dans cette zone. Prière de corriger ou de confirmer avec le QG. Le prix d'achat unitaire (700 Fcfa) de Sel en Sac (5 Kg) de taille taille unique est très faible, prière de regarder les reponses prises dans les questions s07bq07a s07bq07b s07bq07c s07bq08 pour mieux corriger.</w:t>
+        <w:t>- Attention ! Le prix unitaire d'achat (200 Fcfa) de Mayonnaise en Sachets (Petit) est relativement élevé par rapport aux autres prix observés dans cette zone. Prière de corriger ou de confirmer avec le QG. Attention ! Le prix unitaire d'achat (250 Fcfa) de Ail en Sachets (Petit) est relativement élevé par rapport aux autres prix observés dans cette zone. Prière de corriger ou de confirmer avec le QG. Attention ! Le prix unitaire d'achat (50 Fcfa) de Beurre en Sachets (Petit) est relativement faible par rapport aux autres prix observés dans cette zone. Prière de corriger ou de confirmer avec le QG. Attention ! Le prix unitaire d'achat (75 Fcfa) de Pain moderne (Baguette) en Morceau (Portion) (Moyen) est relativement faible par rapport aux autres prix observés dans cette zone. Prière de corriger ou de confirmer avec le QG. Le prix d'achat unitaire (700 Fcfa) de Sel en Sac (5 Kg) de taille taille unique est très faible, prière de regarder les reponses prises dans les questions s07bq07a s07bq07b s07bq07c s07bq08 pour mieux corriger.</w:t>
       </w:r>
     </w:p>
     <w:p>
@@ -2302,7 +2302,7 @@
         <w:rPr>
           <w:sz w:val="20"/>
         </w:rPr>
-        <w:t>- Attention ! Antenne parabolique / décodeur a été revendu à 25000 Fcfa qui est relativement élevé par rapport aux autres prix de revente observés dans cette zone. Prière de corriger ou de confirmer avec le QG.</w:t>
+        <w:t>- Attention ! Antenne parabolique / décodeur a été achété à 25000 Fcfa est relativement élevé par rapport aux autres prix d'achat observés dans cette zone. Prière de corriger ou de confirmer avec le QG. Attention ! Antenne parabolique / décodeur a été revendu à 25000 Fcfa qui est relativement élevé par rapport aux autres prix de revente observés dans cette zone. Prière de corriger ou de confirmer avec le QG.</w:t>
       </w:r>
     </w:p>
     <w:p>
@@ -2795,7 +2795,7 @@
         <w:rPr>
           <w:sz w:val="20"/>
         </w:rPr>
-        <w:t>- Attention ! Le prix unitaire d'achat (37.5 Fcfa) de Cube alimentaire (Maggi, Jumbo, ) en Cube (Petit) est relativement élevé par rapport aux autres prix observés dans cette zone. Prière de corriger ou de confirmer avec le QG. Attention ! Le prix unitaire d'achat (50 Fcfa) de Piment séché en Sachets (Tres petit) est relativement élevé par rapport aux autres prix observés dans cette zone. Prière de corriger ou de confirmer avec le QG. Attention ! Soupçons de quantité anormale! Le ménage de BINTA DIALLO avec une taille de 5 personnes a consommé 14 Pièce en Petit de Carotte qui est relativement élevé comme consommation par rapport à la condition de vie des autres ménages de même taille dans cette zone. Prière de corriger ou de confirmer avec le QG. Avertissement!!! Le ménage a consommé 7 Paquet Petit de Thé en sachet, cette quantité semble anormale pour une consommation des 7 derniers jours.Prière de corriger ou de confirmer avec le QG. Avertissement!! le prix unitaire (100 Fcfa) de Thé en sachet (unité: Paquet) de taille Petit est très faible ou élevé. Prière de corriger ou de confirmer avec le QG. Incohérence!! Dans ce ménage, chaque individus consomme par jour 45.46172 Kg  de cereale; Prière de revoir les quantités prises de ces produits. Incohérence!! Dans ce ménage, chaque individus consomme par jour 45.46172 Kg  de cereale; Prière de revoir les quantités prises de ces produits.</w:t>
+        <w:t>- Attention ! Le prix unitaire d'achat (25 Fcfa) de Citron en Pièce (Petit) est relativement faible par rapport aux autres prix observés dans cette zone. Prière de corriger ou de confirmer avec le QG. Attention ! Le prix unitaire d'achat (37.5 Fcfa) de Cube alimentaire (Maggi, Jumbo, ) en Cube (Petit) est relativement élevé par rapport aux autres prix observés dans cette zone. Prière de corriger ou de confirmer avec le QG. Attention ! Le prix unitaire d'achat (700 Fcfa) de Capitaine frais en Tas (Petit) est relativement élevé par rapport aux autres prix observés dans cette zone. Prière de corriger ou de confirmer avec le QG. Attention ! Soupçons de quantité anormale! Le ménage de BINTA DIALLO avec une taille de 5 personnes a consommé 14 Pièce en Petit de Carotte qui est relativement élevé comme consommation par rapport à la condition de vie des autres ménages de même taille dans cette zone. Prière de corriger ou de confirmer avec le QG. Avertissement!!! Le ménage a consommé 7 Paquet Petit de Thé en sachet, cette quantité semble anormale pour une consommation des 7 derniers jours.Prière de corriger ou de confirmer avec le QG. Avertissement!! le prix unitaire (100 Fcfa) de Thé en sachet (unité: Paquet) de taille Petit est très faible ou élevé. Prière de corriger ou de confirmer avec le QG. Incohérence!! Dans ce ménage, chaque individus consomme par jour 86.18657 Kg  de cereale; Prière de revoir les quantités prises de ces produits. Incohérence!! Dans ce ménage, chaque individus consomme par jour 86.18657 Kg  de cereale; Prière de revoir les quantités prises de ces produits.</w:t>
       </w:r>
     </w:p>
     <w:p>
@@ -3399,7 +3399,7 @@
         <w:rPr>
           <w:sz w:val="20"/>
         </w:rPr>
-        <w:t>- Avertissement!!! Le ménage a consommé 7 Paquet Petit de Thé en sachet, cette quantité semble anormale pour une consommation des 7 derniers jours.Prière de corriger ou de confirmer avec le QG. Avertissement!! le prix unitaire (100 Fcfa) de Thé en sachet (unité: Paquet) de taille Petit est très faible ou élevé. Prière de corriger ou de confirmer avec le QG. Incohérence!! Dans ce ménage, chaque individus consomme par jour 48.53486 Kg  de cereale; Prière de revoir les quantités prises de ces produits. Incohérence!! Dans ce ménage, chaque individus consomme par jour 48.53486 Kg  de cereale; Prière de revoir les quantités prises de ces produits. Incohérence!! Dans ce ménage, chaque individus consomme par jour 48.53486 Kg  de cereale; Prière de revoir les quantités prises de ces produits. Le prix d'achat unitaire (150 Fcfa) de Riz local Gambiaka en Kg de taille  taille unique  est très faible, prière de regarder les reponses prises dans les questions s07bq07a s07bq07b s07bq07c s07bq08 pour mieux corriger.</w:t>
+        <w:t>- Attention ! Le prix unitaire d'achat (25 Fcfa) de Citron en Pièce (Petit) est relativement faible par rapport aux autres prix observés dans cette zone. Prière de corriger ou de confirmer avec le QG. Attention ! Le prix unitaire d'achat (3000 Fcfa) de Viande de bœuf: filet, faux-filet en Kg (taille unique) est relativement faible par rapport aux autres prix observés dans cette zone. Prière de corriger ou de confirmer avec le QG. Attention ! Le prix unitaire d'achat (4000 Fcfa) de Viande de poulet entier en Pièce (Moyen) est relativement élevé par rapport aux autres prix observés dans cette zone. Prière de corriger ou de confirmer avec le QG. Avertissement!!! Le ménage a consommé 7 Paquet Petit de Thé en sachet, cette quantité semble anormale pour une consommation des 7 derniers jours.Prière de corriger ou de confirmer avec le QG. Avertissement!! le prix unitaire (100 Fcfa) de Thé en sachet (unité: Paquet) de taille Petit est très faible ou élevé. Prière de corriger ou de confirmer avec le QG. Incohérence!! Dans ce ménage, chaque individus consomme par jour 78.716 Kg  de cereale; Prière de revoir les quantités prises de ces produits. Incohérence!! Dans ce ménage, chaque individus consomme par jour 78.716 Kg  de cereale; Prière de revoir les quantités prises de ces produits. Incohérence!! Dans ce ménage, chaque individus consomme par jour 78.716 Kg  de cereale; Prière de revoir les quantités prises de ces produits. Le prix d'achat unitaire (150 Fcfa) de Riz local Gambiaka en Kg de taille  taille unique  est très faible, prière de regarder les reponses prises dans les questions s07bq07a s07bq07b s07bq07c s07bq08 pour mieux corriger. Attention ! Le prix unitaire d'achat (150 Fcfa) de Riz local Gambiaka en Kg (taille unique) est relativement faible par rapport aux autres prix observés dans cette zone. Prière de corriger ou de confirmer avec le QG.</w:t>
       </w:r>
     </w:p>
     <w:p>
@@ -3846,7 +3846,7 @@
         <w:br/>
         <w:t xml:space="preserve">- Attention ! Le montant (10000 Fcfa) dépensé ou reçu en cadeau pour les cartes prépayées, les transferts de crédit et les abonnements de  Rama Sow est relativement élevé par rapport aux autres montants depansés observés dans cette zone. Prière de corriger ou de confirmer avec le QG. Attention ! Le montant (5000 Fcfa) dépensé ou reçu en cadeau pour les recharges internet ou de forfaits de données mobiles(hors appels vocaux), aucours des 30 derniers jours de  Rama Sow est relativement élevé par rapport aux autres montants depansés observés dans cette zone. Prière de corriger ou de confirmer avec le QG. </w:t>
         <w:br/>
-        <w:t xml:space="preserve">- Attention ! Le montant (4500 Fcfa) dépensé ou reçu en cadeau pour les cartes prépayées, les transferts de crédit et les abonnements de  Dieynaba Sow est relativement élevé par rapport aux autres montants depansés observés dans cette zone. Prière de corriger ou de confirmer avec le QG. Attention ! Le montant (4500 Fcfa) dépensé ou reçu en cadeau pour les recharges internet ou de forfaits de données mobiles(hors appels vocaux), aucours des 30 derniers jours de  Dieynaba Sow est relativement élevé par rapport aux autres montants depansés observés dans cette zone. Prière de corriger ou de confirmer avec le QG. </w:t>
+        <w:t xml:space="preserve">- Attention ! Le montant (4500 Fcfa) dépensé ou reçu en cadeau pour les cartes prépayées, les transferts de crédit et les abonnements de  Dieynaba Sow est relativement élevé par rapport aux autres montants depansés observés dans cette zone. Prière de corriger ou de confirmer avec le QG. </w:t>
         <w:br/>
         <w:t>- Attention ! Le montant (5000 Fcfa) dépensé ou reçu en cadeau pour les cartes prépayées, les transferts de crédit et les abonnements de  Babacar Sow est relativement élevé par rapport aux autres montants depansés observés dans cette zone. Prière de corriger ou de confirmer avec le QG.</w:t>
       </w:r>
@@ -3877,7 +3877,7 @@
         <w:br/>
         <w:t xml:space="preserve">- Peu probable! Mame Diarra Sow  n'arrive pas  à comprendre un petit texte lu dans une langue locale (s02q03). Veuillez corriger ou donner des explications au QG. Dans les milieux urbains c'est peu probable de voir une école dont les élèves ou étudiants ne dépensent pas en frais d'uniformes, prière de verifier pour Mame Diarra Sow et corriger ou confirmer avec le QG. </w:t>
         <w:br/>
-        <w:t xml:space="preserve">- Peu probable! Ndeye Fatou Sow  n'arrive pas  à comprendre un petit texte lu dans une langue locale (s02q03). Veuillez corriger ou donner des explications au QG. </w:t>
+        <w:t xml:space="preserve">- Peu probable! Ndeye Fatou Sow  n'arrive pas  à comprendre un petit texte lu dans une langue locale (s02q03). Veuillez corriger ou donner des explications au QG. Attention ! Le frais de scolarité (25000 Fcfa) de Ndeye Fatou Sow en 2ème année de Secondaire 1 (Moyen) Général est relativement élevé par rapport aux autres frais de scolarités observés dans cette zone. Prière de corriger ou de confirmer avec le QG. </w:t>
         <w:br/>
         <w:t xml:space="preserve">- Peu probable! Ousmane Dembel Sow  n'arrive pas  à comprendre un petit texte lu dans une langue locale (s02q03). Veuillez corriger ou donner des explications au QG. La raison principale que Ousmane Dembel Sow n'a pas été à l'école entre 2024/2025 est formation professionnelle et semble exister dans les modalités, prière de prendre attache avec le QG pour plus d'explication afin de la classer bien. </w:t>
         <w:br/>
@@ -3969,7 +3969,7 @@
         <w:rPr>
           <w:sz w:val="20"/>
         </w:rPr>
-        <w:t>- Attention ! Le prix unitaire d'achat (150 Fcfa) de Pain moderne (Baguette) en miche (Moyen) est relativement faible par rapport aux autres prix observés dans cette zone. Prière de corriger ou de confirmer avec le QG. Avertissement!! La quantité (4.25 litre) du produit Huile de soja  consommée  par le ménage semble très élevé, prière de corriger ou confirmer avec le QG. Avertissement!!! Le ménage a consommé 1 Paquet Petit de Thé en sachet, cette quantité semble anormale pour une consommation des 7 derniers jours.Prière de corriger ou de confirmer avec le QG. Avertissement!! le prix unitaire (150 Fcfa) de Thé en sachet (unité: Paquet) de taille Petit est très faible ou élevé. Prière de corriger ou de confirmer avec le QG. Avertissement!!! Le ménage a consommé 9 Pièce Moyen de Poisson frais type 11, cette quantité semble anormale pour une consommation des 7 derniers jours.Prière de corriger ou de confirmer avec le QG. Incohérence!! Dans ce ménage, chaque individus consomme par jour 10.79082 Kg  de cereale; Prière de revoir les quantités prises de ces produits. Incohérence!! Dans ce ménage, chaque individus consomme par jour 10.79082 Kg  de cereale; Prière de revoir les quantités prises de ces produits.</w:t>
+        <w:t>- Attention ! Le prix unitaire d'achat (150 Fcfa) de Pain moderne (Baguette) en miche (Moyen) est relativement faible par rapport aux autres prix observés dans cette zone. Prière de corriger ou de confirmer avec le QG. Attention ! Soupçons de quantité anormale! Le ménage de RAMA SOW avec une taille de 7 personnes a consommé 14 Pièce en Petit de Patate douce qui est relativement élevé comme consommation par rapport à la condition de vie des autres ménages de même taille dans cette zone. Prière de corriger ou de confirmer avec le QG. Attention ! Soupçons de quantité anormale! Le ménage de RAMA SOW avec une taille de 7 personnes a consommé 6.25 Kg en taille unique de Oignon frais qui est relativement élevé comme consommation par rapport à la condition de vie des autres ménages de même taille dans cette zone. Prière de corriger ou de confirmer avec le QG. Avertissement!! La quantité (4.25 litre) du produit Huile de soja  consommée  par le ménage semble très élevé, prière de corriger ou confirmer avec le QG. Attention ! Soupçons de quantité anormale! Le ménage de RAMA SOW avec une taille de 7 personnes a consommé 4.25 Litre en taille unique de Huile de soja  qui est relativement élevé comme consommation par rapport à la condition de vie des autres ménages de même taille dans cette zone. Prière de corriger ou de confirmer avec le QG. Avertissement!!! Le ménage a consommé 1 Paquet Petit de Thé en sachet, cette quantité semble anormale pour une consommation des 7 derniers jours.Prière de corriger ou de confirmer avec le QG. Avertissement!! le prix unitaire (150 Fcfa) de Thé en sachet (unité: Paquet) de taille Petit est très faible ou élevé. Prière de corriger ou de confirmer avec le QG. Attention ! Le prix unitaire d'achat (150 Fcfa) de Thé en sachet en Paquet (Petit) est relativement élevé par rapport aux autres prix observés dans cette zone. Prière de corriger ou de confirmer avec le QG. Avertissement!!! Le ménage a consommé 9 Pièce Moyen de Poisson frais type 11, cette quantité semble anormale pour une consommation des 7 derniers jours.Prière de corriger ou de confirmer avec le QG. Incohérence!! Dans ce ménage, chaque individus consomme par jour 18.39531 Kg  de cereale; Prière de revoir les quantités prises de ces produits. Incohérence!! Dans ce ménage, chaque individus consomme par jour 18.39531 Kg  de cereale; Prière de revoir les quantités prises de ces produits. Attention ! Soupçons de quantité anormale! Le ménage de RAMA SOW avec une taille de 7 personnes a consommé 17 Kg en taille unique de Riz local Gambiaka qui est relativement élevé comme consommation par rapport à la condition de vie des autres ménages de même taille dans cette zone. Prière de corriger ou de confirmer avec le QG.</w:t>
       </w:r>
     </w:p>
     <w:p>
@@ -4015,7 +4015,7 @@
         <w:rPr>
           <w:sz w:val="20"/>
         </w:rPr>
-        <w:t>- Le montant dépensé de l'entreprise vente de petit déjeuner en achat de matières premières pour les produits vendus au cours des 30 derniers jours ou durant le dernier mois où l'entreprise a fonctionné ne peut pas être supéreur aux montants obtenus sur la vente de produits transformés par l'entreprise au cours de cette même période où l'entreprise a fonctionné (s10q49 &gt; s10q48), prière de corriger. Le salaire qu'une personne de cette catégorie (10.62) a travaillé(e) dans cette entreprise vente de petit déjeuner est élevé ou faible. Prière de confirmer cette information avec le QG ou de corriger.</w:t>
+        <w:t>- Le montant dépensé de l'entreprise vente de petit déjeuner en achat de matières premières pour les produits vendus au cours des 30 derniers jours ou durant le dernier mois où l'entreprise a fonctionné ne peut pas être supéreur aux montants obtenus sur la vente de produits transformés par l'entreprise au cours de cette même période où l'entreprise a fonctionné (s10q49 &gt; s10q48), prière de corriger.</w:t>
       </w:r>
     </w:p>
     <w:p>
@@ -4036,6 +4036,8 @@
         <w:rPr>
           <w:sz w:val="20"/>
         </w:rPr>
+        <w:t xml:space="preserve">- Attention ! Bonbonne de gaz a été revendu à 30000 Fcfa qui est relativement élevé par rapport aux autres prix de revente observés dans cette zone. Prière de corriger ou de confirmer avec le QG. </w:t>
+        <w:br/>
         <w:t xml:space="preserve">- Avertissement !! L'âge de l'article  Armoires et autres meubles dans ce ménages est très élevé (30), prière de corriger ou confirmer avec le QG. </w:t>
         <w:br/>
         <w:t xml:space="preserve">- Le prix d'achat de l'article  Foyers améliorés ne doit pas être égal 0 même si le ménage l'a reçu en cadeau prière de leurs aider à faire une estimations. Le prix de revente de l'article  Foyers améliorés ne doit pas être égal 0 même si le ménage l'a reçu en cadeau prière de leurs aider à faire une estimations. </w:t>
@@ -4106,6 +4108,27 @@
           <w:sz w:val="20"/>
         </w:rPr>
         <w:t>- Avertissement! Le prix de vente (12500 Fcfa) d'un Autres volailles est trop petit. Veuillez confirmer ces informations avec le QG ou apporter les corrections nécessaires.</w:t>
+      </w:r>
+    </w:p>
+    <w:p>
+      <w:r>
+        <w:rPr>
+          <w:b/>
+          <w:color w:val="4672C4"/>
+          <w:sz w:val="22"/>
+        </w:rPr>
+        <w:t>&gt;&gt; Section19 - Equipements agricoles</w:t>
+      </w:r>
+    </w:p>
+    <w:p>
+      <w:pPr>
+        <w:ind w:left="283"/>
+      </w:pPr>
+      <w:r>
+        <w:rPr>
+          <w:sz w:val="20"/>
+        </w:rPr>
+        <w:t>- Attention ! Abreuvoir / Mangeoire a été revendu à 32000 Fcfa qui est relativement élevé par rapport aux autres prix de revente observés dans cette zone. Prière de corriger ou de confirmer avec le QG.</w:t>
       </w:r>
     </w:p>
     <w:p>
@@ -4552,7 +4575,7 @@
         <w:rPr>
           <w:sz w:val="20"/>
         </w:rPr>
-        <w:t>- Incohérence!! Dans ce ménage, chaque individus consomme par jour 66.18285 Kg  de cereale; Prière de revoir les quantités prises de ces produits.</w:t>
+        <w:t>- Incohérence!! Dans ce ménage, chaque individus consomme par jour 114.4954 Kg  de cereale; Prière de revoir les quantités prises de ces produits. Attention ! Le prix unitaire d'achat (500 Fcfa) de Riz local fumé (malo-woussou) en Kg (taille unique) est relativement élevé par rapport aux autres prix observés dans cette zone. Prière de corriger ou de confirmer avec le QG.</w:t>
       </w:r>
     </w:p>
     <w:p>
@@ -5517,13 +5540,13 @@
         <w:br/>
         <w:t xml:space="preserve">- Peu probable! Maman Adama Fall  n'arrive pas  à comprendre un petit texte lu dans une langue locale (s02q03). Veuillez corriger ou donner des explications au QG. Dans les milieux urbains c'est peu probable de voir une école dont les élèves ou étudiants ne dépensent pas en frais d'uniformes, prière de verifier pour Maman Adama Fall et corriger ou confirmer avec le QG. Attention ! Le frais de scolarité (153000 Fcfa) de Maman Adama Fall en 5ème année de Primaire est relativement élevé par rapport aux autres frais de scolarités observés dans cette zone. Prière de corriger ou de confirmer avec le QG. </w:t>
         <w:br/>
-        <w:t xml:space="preserve">- Peu probable! Mame Aminata Boye  n'arrive pas  à comprendre un petit texte lu dans une langue locale (s02q03). Veuillez corriger ou donner des explications au QG. Dans les milieux urbains c'est peu probable de voir une école dont les élèves ou étudiants ne dépensent pas en frais d'uniformes, prière de verifier pour Mame Aminata Boye et corriger ou confirmer avec le QG. </w:t>
+        <w:t xml:space="preserve">- Peu probable! Mame Aminata Boye  n'arrive pas  à comprendre un petit texte lu dans une langue locale (s02q03). Veuillez corriger ou donner des explications au QG. Dans les milieux urbains c'est peu probable de voir une école dont les élèves ou étudiants ne dépensent pas en frais d'uniformes, prière de verifier pour Mame Aminata Boye et corriger ou confirmer avec le QG. Attention ! Le frais de scolarité (205000 Fcfa) de Mame Aminata Boye en 3ème année de Secondaire 1 (Moyen) Général est relativement élevé par rapport aux autres frais de scolarités observés dans cette zone. Prière de corriger ou de confirmer avec le QG. </w:t>
         <w:br/>
         <w:t xml:space="preserve">- Peu probable! Mariétou Boye  n'arrive pas  à comprendre un petit texte lu dans une langue locale (s02q03). Veuillez corriger ou donner des explications au QG. </w:t>
         <w:br/>
         <w:t xml:space="preserve">- Peu probable! Mouhamed Moustapha Thiam  n'arrive pas  à comprendre un petit texte lu dans une langue locale (s02q03). Veuillez corriger ou donner des explications au QG. Dans les milieux urbains c'est peu probable de voir une école dont les élèves ou étudiants ne dépensent pas en frais d'uniformes, prière de verifier pour Mouhamed Moustapha Thiam et corriger ou confirmer avec le QG. Attention ! Le frais de scolarité (143000 Fcfa) de Mouhamed Moustapha Thiam en 3ème année de Primaire est relativement élevé par rapport aux autres frais de scolarités observés dans cette zone. Prière de corriger ou de confirmer avec le QG. </w:t>
         <w:br/>
-        <w:t xml:space="preserve">- Peu probable! Ousmane Seye Fall  n'arrive pas  à comprendre un petit texte lu dans une langue locale (s02q03). Veuillez corriger ou donner des explications au QG. Dans les milieux urbains c'est peu probable de voir une école dont les élèves ou étudiants ne dépensent pas en frais d'uniformes, prière de verifier pour Ousmane Seye Fall et corriger ou confirmer avec le QG. </w:t>
+        <w:t xml:space="preserve">- Peu probable! Ousmane Seye Fall  n'arrive pas  à comprendre un petit texte lu dans une langue locale (s02q03). Veuillez corriger ou donner des explications au QG. Dans les milieux urbains c'est peu probable de voir une école dont les élèves ou étudiants ne dépensent pas en frais d'uniformes, prière de verifier pour Ousmane Seye Fall et corriger ou confirmer avec le QG. Attention ! Le frais de scolarité (207000 Fcfa) de Ousmane Seye Fall en 3ème année de Secondaire 1 (Moyen) Général est relativement élevé par rapport aux autres frais de scolarités observés dans cette zone. Prière de corriger ou de confirmer avec le QG. </w:t>
         <w:br/>
         <w:t>- Peu probable! Sokhna Gaye  n'arrive pas  à comprendre un petit texte lu dans une langue locale (s02q03). Veuillez corriger ou donner des explications au QG. La raison principale que Sokhna Gaye n'a pas été à l'école entre 2024/2025 est Trop age et semble exister dans les modalités, prière de prendre attache avec le QG pour plus d'explication afin de la classer bien.</w:t>
       </w:r>
@@ -5640,7 +5663,7 @@
         <w:rPr>
           <w:sz w:val="20"/>
         </w:rPr>
-        <w:t>- Attention ! Le prix unitaire d'achat (100 Fcfa) de Piment frais en Pièce (Petit) est relativement élevé par rapport aux autres prix observés dans cette zone. Prière de corriger ou de confirmer avec le QG. Attention ! Le prix unitaire d'achat (100 Fcfa) de Soumbala (moutarde africaine) en Sachets (Petit) est relativement élevé par rapport aux autres prix observés dans cette zone. Prière de corriger ou de confirmer avec le QG. Attention ! Le prix unitaire d'achat (2000 Fcfa) de Huile de palme raffinée en Litre (taille unique) est relativement élevé par rapport aux autres prix observés dans cette zone. Prière de corriger ou de confirmer avec le QG. Attention ! Le prix unitaire d'achat (2000 Fcfa) de Patate douce en Kg (taille unique) est relativement élevé par rapport aux autres prix observés dans cette zone. Prière de corriger ou de confirmer avec le QG. Avertissement!! La quantité (4.75 litre) du produit Huile de soja  consommée  par le ménage semble très élevé, prière de corriger ou confirmer avec le QG. Avertissement!! le prix unitaire (175 Fcfa) de Thé en sachet (unité: Paquet) de taille Petit est très faible ou élevé. Prière de corriger ou de confirmer avec le QG. Avertissement!!! Le ménage a consommé 1 Carton Moyen de Jus de fruits type 2 (Tampico, Pressea,etc.). Difficile de consommer ce produit avec cette unité. Prière de verifier et corriger. Avertissement!!! Le ménage a consommé 8 Pièce Grand de Poisson frais type 9, cette quantité semble anormale pour une consommation des 7 derniers jours.Prière de corriger ou de confirmer avec le QG. Avertissement!!! Le ménage a consommé 8 Pièce Moyen de Maquereau congelé, cette quantité semble anormale pour une consommation des 7 derniers jours.Prière de corriger ou de confirmer avec le QG. Incohérence!! Dans ce ménage, chaque individus consomme par jour 16.87083 Kg  de cereale; Prière de revoir les quantités prises de ces produits. Incohérence!! Dans ce ménage, chaque individus consomme par jour 16.87083 Kg  de cereale; Prière de revoir les quantités prises de ces produits.</w:t>
+        <w:t>- Attention ! Le prix unitaire d'achat (100 Fcfa) de Piment frais en Pièce (Petit) est relativement élevé par rapport aux autres prix observés dans cette zone. Prière de corriger ou de confirmer avec le QG. Attention ! Le prix unitaire d'achat (100 Fcfa) de Soumbala (moutarde africaine) en Sachets (Petit) est relativement élevé par rapport aux autres prix observés dans cette zone. Prière de corriger ou de confirmer avec le QG. Attention ! Le prix unitaire d'achat (150 Fcfa) de Pain moderne (Rond) en Pièce (Moyen) est relativement élevé par rapport aux autres prix observés dans cette zone. Prière de corriger ou de confirmer avec le QG. Attention ! Le prix unitaire d'achat (2000 Fcfa) de Huile de palme raffinée en Litre (taille unique) est relativement élevé par rapport aux autres prix observés dans cette zone. Prière de corriger ou de confirmer avec le QG. Attention ! Le prix unitaire d'achat (2000 Fcfa) de Patate douce en Kg (taille unique) est relativement élevé par rapport aux autres prix observés dans cette zone. Prière de corriger ou de confirmer avec le QG. Attention ! Le prix unitaire d'achat (300 Fcfa) de Poisson de mer séché (yayeboye) en Morceau (Portion) (Petit) est relativement élevé par rapport aux autres prix observés dans cette zone. Prière de corriger ou de confirmer avec le QG. Attention ! Le prix unitaire d'achat (3200 Fcfa) de Sucre en poudre  en Sac (5 Kg) (taille unique) est relativement élevé par rapport aux autres prix observés dans cette zone. Prière de corriger ou de confirmer avec le QG. Avertissement!! La quantité (4.75 litre) du produit Huile de soja  consommée  par le ménage semble très élevé, prière de corriger ou confirmer avec le QG. Avertissement!! le prix unitaire (175 Fcfa) de Thé en sachet (unité: Paquet) de taille Petit est très faible ou élevé. Prière de corriger ou de confirmer avec le QG. Attention ! Le prix unitaire d'achat (175 Fcfa) de Thé en sachet en Paquet (Petit) est relativement élevé par rapport aux autres prix observés dans cette zone. Prière de corriger ou de confirmer avec le QG. Avertissement!!! Le ménage a consommé 1 Carton Moyen de Jus de fruits type 2 (Tampico, Pressea,etc.). Difficile de consommer ce produit avec cette unité. Prière de verifier et corriger. Avertissement!!! Le ménage a consommé 8 Pièce Grand de Poisson frais type 9, cette quantité semble anormale pour une consommation des 7 derniers jours.Prière de corriger ou de confirmer avec le QG. Avertissement!!! Le ménage a consommé 8 Pièce Moyen de Maquereau congelé, cette quantité semble anormale pour une consommation des 7 derniers jours.Prière de corriger ou de confirmer avec le QG. Incohérence!! Dans ce ménage, chaque individus consomme par jour 31.07738 Kg  de cereale; Prière de revoir les quantités prises de ces produits. Incohérence!! Dans ce ménage, chaque individus consomme par jour 31.07738 Kg  de cereale; Prière de revoir les quantités prises de ces produits.</w:t>
       </w:r>
     </w:p>
     <w:p>
@@ -5778,6 +5801,8 @@
         <w:rPr>
           <w:sz w:val="20"/>
         </w:rPr>
+        <w:t xml:space="preserve">- Attention ! Bonbonne de gaz a été revendu à 30000 Fcfa qui est relativement élevé par rapport aux autres prix de revente observés dans cette zone. Prière de corriger ou de confirmer avec le QG. </w:t>
+        <w:br/>
         <w:t xml:space="preserve">- Attention ! Lit a été achété à 1000000 Fcfa est relativement élevé par rapport aux autres prix d'achat observés dans cette zone. Prière de corriger ou de confirmer avec le QG. Attention ! Lit a été revendu à 500000 Fcfa qui est relativement élevé par rapport aux autres prix de revente observés dans cette zone. Prière de corriger ou de confirmer avec le QG. </w:t>
         <w:br/>
         <w:t>- Le prix d'achat de l'article  Téléphone fixe ne doit pas être égal 0 même si le ménage l'a reçu en cadeau prière de leurs aider à faire une estimations. Le prix de revente de l'article  Téléphone fixe ne doit pas être égal 0 même si le ménage l'a reçu en cadeau prière de leurs aider à faire une estimations.</w:t>
@@ -6349,7 +6374,7 @@
         <w:rPr>
           <w:sz w:val="20"/>
         </w:rPr>
-        <w:t>- Attention ! Le prix unitaire d'achat (1500 Fcfa) de Pastèque en Pièce (Moyen) est relativement élevé par rapport aux autres prix observés dans cette zone. Prière de corriger ou de confirmer avec le QG. Attention ! Le prix unitaire d'achat (175 Fcfa) de Spaghettis en Sachets industriel (Petit) est relativement faible par rapport aux autres prix observés dans cette zone. Prière de corriger ou de confirmer avec le QG.</w:t>
+        <w:t>- Attention ! Le prix unitaire d'achat (1500 Fcfa) de Pastèque en Pièce (Moyen) est relativement élevé par rapport aux autres prix observés dans cette zone. Prière de corriger ou de confirmer avec le QG.</w:t>
       </w:r>
     </w:p>
     <w:p>
@@ -6945,7 +6970,7 @@
         <w:rPr>
           <w:sz w:val="20"/>
         </w:rPr>
-        <w:t>- Avertissement!!! Le ménage a consommé 5 Paquet Petit de Thé en sachet, cette quantité semble anormale pour une consommation des 7 derniers jours.Prière de corriger ou de confirmer avec le QG. Avertissement!! le prix unitaire (125 Fcfa) de Thé en sachet (unité: Paquet) de taille Petit est très faible ou élevé. Prière de corriger ou de confirmer avec le QG. Difficile de consommer le Sel en Sachets industriel Petit prière de verifier.</w:t>
+        <w:t>- Attention ! Soupçons de quantité anormale! Le ménage de ATOUMANE NDIAYE avec une taille de 1 personnes a consommé 5 Kg en taille unique de Sucre en poudre  qui est relativement élevé comme consommation par rapport à la condition de vie des autres ménages de même taille dans cette zone. Prière de corriger ou de confirmer avec le QG. Avertissement!!! Le ménage a consommé 5 Paquet Petit de Thé en sachet, cette quantité semble anormale pour une consommation des 7 derniers jours.Prière de corriger ou de confirmer avec le QG. Avertissement!! le prix unitaire (125 Fcfa) de Thé en sachet (unité: Paquet) de taille Petit est très faible ou élevé. Prière de corriger ou de confirmer avec le QG. Difficile de consommer le Sel en Sachets industriel Petit prière de verifier.</w:t>
       </w:r>
     </w:p>
     <w:p>
@@ -7008,6 +7033,8 @@
         <w:rPr>
           <w:sz w:val="20"/>
         </w:rPr>
+        <w:t xml:space="preserve">- Attention ! Cuisinière à gaz ou électrique a été achété à 9999 Fcfa est relativement faible par rapport aux autres prix d'achat observés dans cette zone. Prière de corriger ou de confirmer avec le QG. </w:t>
+        <w:br/>
         <w:t xml:space="preserve">- Attention ! Fer à repasser à charbon a été achété à 9999 Fcfa est relativement élevé par rapport aux autres prix d'achat observés dans cette zone. Prière de corriger ou de confirmer avec le QG. Attention ! Fer à repasser à charbon a été revendu à 9999 Fcfa qui est relativement élevé par rapport aux autres prix de revente observés dans cette zone. Prière de corriger ou de confirmer avec le QG. </w:t>
         <w:br/>
         <w:t>- Avertissement!!! Le prix d'achat (5000) de l'article  Téléphone portable est inférieur aux prix de revente (9999)  avec l'âge du bien atteignant 1 ans. Prière de vérifier ou confirmer avec l'enquêté et mettre les bonnes valeurs après verification, s'il le faut.</w:t>
